--- a/Documentatie_Herkansing.docx
+++ b/Documentatie_Herkansing.docx
@@ -46,16 +46,63 @@
       </w:r>
     </w:p>
     <w:p>
-      <w:pPr>
-        <w:rPr>
-          <w:lang w:val="en-US"/>
-        </w:rPr>
-      </w:pPr>
-      <w:r>
-        <w:rPr>
-          <w:lang w:val="en-US"/>
-        </w:rPr>
-        <w:t>(GitHub screenshot)</w:t>
+      <w:r>
+        <w:drawing>
+          <wp:inline distT="0" distB="0" distL="0" distR="0" wp14:anchorId="1DBBFCF8" wp14:editId="6A59CFC8">
+            <wp:extent cx="5760720" cy="2672715"/>
+            <wp:effectExtent l="0" t="0" r="0" b="0"/>
+            <wp:docPr id="1677354262" name="Picture 1"/>
+            <wp:cNvGraphicFramePr>
+              <a:graphicFrameLocks xmlns:a="http://schemas.openxmlformats.org/drawingml/2006/main" noChangeAspect="1"/>
+            </wp:cNvGraphicFramePr>
+            <a:graphic xmlns:a="http://schemas.openxmlformats.org/drawingml/2006/main">
+              <a:graphicData uri="http://schemas.openxmlformats.org/drawingml/2006/picture">
+                <pic:pic xmlns:pic="http://schemas.openxmlformats.org/drawingml/2006/picture">
+                  <pic:nvPicPr>
+                    <pic:cNvPr id="1677354262" name=""/>
+                    <pic:cNvPicPr/>
+                  </pic:nvPicPr>
+                  <pic:blipFill>
+                    <a:blip r:embed="rId5"/>
+                    <a:stretch>
+                      <a:fillRect/>
+                    </a:stretch>
+                  </pic:blipFill>
+                  <pic:spPr>
+                    <a:xfrm>
+                      <a:off x="0" y="0"/>
+                      <a:ext cx="5760720" cy="2672715"/>
+                    </a:xfrm>
+                    <a:prstGeom prst="rect">
+                      <a:avLst/>
+                    </a:prstGeom>
+                  </pic:spPr>
+                </pic:pic>
+              </a:graphicData>
+            </a:graphic>
+          </wp:inline>
+        </w:drawing>
+      </w:r>
+    </w:p>
+    <w:p>
+      <w:r>
+        <w:t xml:space="preserve">Ik ben begonnen met alles opschonen wat ik niet nodig heb en andere assets te gaan gebruiken. Daarna heb ik aan de UI controller gewerkt voor de extra toevoeging input system. Ik zorgde dat tenminste werkte. </w:t>
+      </w:r>
+    </w:p>
+    <w:p>
+      <w:r>
+        <w:t xml:space="preserve">Daarna ben ik het lijstje af gegaan. Ik heb een soort van scrum weken ingedeeld dat ik er rustig door heen ga en niet te snel dat ik iets vergeet. </w:t>
+      </w:r>
+    </w:p>
+    <w:p>
+      <w:r>
+        <w:t>(GitHub screenshot</w:t>
+      </w:r>
+      <w:r>
+        <w:t xml:space="preserve"> voor het inleveren</w:t>
+      </w:r>
+      <w:r>
+        <w:t>)</w:t>
       </w:r>
     </w:p>
     <w:p>
@@ -63,20 +110,70 @@
         <w:rPr>
           <w:b/>
           <w:bCs/>
-          <w:lang w:val="en-US"/>
         </w:rPr>
       </w:pPr>
       <w:r>
         <w:rPr>
           <w:b/>
           <w:bCs/>
-          <w:lang w:val="en-US"/>
-        </w:rPr>
-        <w:t>Bronnen</w:t>
+        </w:rPr>
+        <w:t>Hoe heb ik de eigen toevoegingen ontworpen en uitgewerkt</w:t>
+      </w:r>
+    </w:p>
+    <w:p>
+      <w:r>
+        <w:t xml:space="preserve">De toevoeging dat er uiteindelijk is gebleven en ook 100% werkend is: </w:t>
       </w:r>
     </w:p>
     <w:p>
       <w:pPr>
+        <w:pStyle w:val="ListParagraph"/>
+        <w:numPr>
+          <w:ilvl w:val="0"/>
+          <w:numId w:val="1"/>
+        </w:numPr>
+      </w:pPr>
+      <w:r>
+        <w:t>(zet ze hier onder lijstje heen met naam dik gedrukt (check eerste documentatie))</w:t>
+      </w:r>
+    </w:p>
+    <w:p>
+      <w:pPr>
+        <w:rPr>
+          <w:b/>
+          <w:bCs/>
+        </w:rPr>
+      </w:pPr>
+      <w:r>
+        <w:rPr>
+          <w:b/>
+          <w:bCs/>
+        </w:rPr>
+        <w:t>Hoe ik mijn werk heb verbeterd a.d.h.v. de feedback</w:t>
+      </w:r>
+    </w:p>
+    <w:p>
+      <w:r>
+        <w:t>(Doe de feedback van leraar gebruiken om hier op te antwoorden omdat dit herkansing is)</w:t>
+      </w:r>
+    </w:p>
+    <w:p>
+      <w:pPr>
+        <w:rPr>
+          <w:b/>
+          <w:bCs/>
+        </w:rPr>
+      </w:pPr>
+      <w:r>
+        <w:rPr>
+          <w:b/>
+          <w:bCs/>
+        </w:rPr>
+        <w:t>Bronnen</w:t>
+      </w:r>
+    </w:p>
+    <w:p>
+      <w:pPr>
         <w:rPr>
           <w:lang w:val="en-US"/>
         </w:rPr>
@@ -93,7 +190,7 @@
         </w:rPr>
         <w:t xml:space="preserve"> </w:t>
       </w:r>
-      <w:hyperlink r:id="rId4" w:history="1">
+      <w:hyperlink r:id="rId6" w:history="1">
         <w:r>
           <w:rPr>
             <w:rStyle w:val="Hyperlink"/>
@@ -115,7 +212,7 @@
         <w:br/>
         <w:t xml:space="preserve">Stack Overflow: </w:t>
       </w:r>
-      <w:hyperlink r:id="rId5" w:history="1">
+      <w:hyperlink r:id="rId7" w:history="1">
         <w:r>
           <w:rPr>
             <w:rStyle w:val="Hyperlink"/>
@@ -142,7 +239,7 @@
         </w:rPr>
         <w:t xml:space="preserve">Font: </w:t>
       </w:r>
-      <w:hyperlink r:id="rId6" w:history="1">
+      <w:hyperlink r:id="rId8" w:history="1">
         <w:r>
           <w:rPr>
             <w:rStyle w:val="Hyperlink"/>
@@ -182,7 +279,7 @@
         <w:br/>
         <w:t xml:space="preserve">- Cat in the box: </w:t>
       </w:r>
-      <w:hyperlink r:id="rId7" w:history="1">
+      <w:hyperlink r:id="rId9" w:history="1">
         <w:r>
           <w:rPr>
             <w:rStyle w:val="Hyperlink"/>
@@ -204,7 +301,7 @@
         <w:br/>
         <w:t xml:space="preserve">- Game &amp; watch: </w:t>
       </w:r>
-      <w:hyperlink r:id="rId8" w:history="1">
+      <w:hyperlink r:id="rId10" w:history="1">
         <w:r>
           <w:rPr>
             <w:rStyle w:val="Hyperlink"/>
@@ -228,6 +325,126 @@
     </w:sectPr>
   </w:body>
 </w:document>
+</file>
+
+<file path=word/numbering.xml><?xml version="1.0" encoding="utf-8"?>
+<w:numbering xmlns:wpc="http://schemas.microsoft.com/office/word/2010/wordprocessingCanvas" xmlns:cx="http://schemas.microsoft.com/office/drawing/2014/chartex" xmlns:cx1="http://schemas.microsoft.com/office/drawing/2015/9/8/chartex" xmlns:cx2="http://schemas.microsoft.com/office/drawing/2015/10/21/chartex" xmlns:cx3="http://schemas.microsoft.com/office/drawing/2016/5/9/chartex" xmlns:cx4="http://schemas.microsoft.com/office/drawing/2016/5/10/chartex" xmlns:cx5="http://schemas.microsoft.com/office/drawing/2016/5/11/chartex" xmlns:cx6="http://schemas.microsoft.com/office/drawing/2016/5/12/chartex" xmlns:cx7="http://schemas.microsoft.com/office/drawing/2016/5/13/chartex" xmlns:cx8="http://schemas.microsoft.com/office/drawing/2016/5/14/chartex" xmlns:mc="http://schemas.openxmlformats.org/markup-compatibility/2006" xmlns:aink="http://schemas.microsoft.com/office/drawing/2016/ink" xmlns:am3d="http://schemas.microsoft.com/office/drawing/2017/model3d" xmlns:o="urn:schemas-microsoft-com:office:office" xmlns:oel="http://schemas.microsoft.com/office/2019/extlst" xmlns:r="http://schemas.openxmlformats.org/officeDocument/2006/relationships" xmlns:m="http://schemas.openxmlformats.org/officeDocument/2006/math" xmlns:v="urn:schemas-microsoft-com:vml" xmlns:wp14="http://schemas.microsoft.com/office/word/2010/wordprocessingDrawing" xmlns:wp="http://schemas.openxmlformats.org/drawingml/2006/wordprocessingDrawing" xmlns:w10="urn:schemas-microsoft-com:office:word" xmlns:w="http://schemas.openxmlformats.org/wordprocessingml/2006/main" xmlns:w14="http://schemas.microsoft.com/office/word/2010/wordml" xmlns:w15="http://schemas.microsoft.com/office/word/2012/wordml" xmlns:w16cex="http://schemas.microsoft.com/office/word/2018/wordml/cex" xmlns:w16cid="http://schemas.microsoft.com/office/word/2016/wordml/cid" xmlns:w16="http://schemas.microsoft.com/office/word/2018/wordml" xmlns:w16du="http://schemas.microsoft.com/office/word/2023/wordml/word16du" xmlns:w16sdtdh="http://schemas.microsoft.com/office/word/2020/wordml/sdtdatahash" xmlns:w16sdtfl="http://schemas.microsoft.com/office/word/2024/wordml/sdtformatlock" xmlns:w16se="http://schemas.microsoft.com/office/word/2015/wordml/symex" xmlns:wpg="http://schemas.microsoft.com/office/word/2010/wordprocessingGroup" xmlns:wpi="http://schemas.microsoft.com/office/word/2010/wordprocessingInk" xmlns:wne="http://schemas.microsoft.com/office/word/2006/wordml" xmlns:wps="http://schemas.microsoft.com/office/word/2010/wordprocessingShape" mc:Ignorable="w14 w15 w16se w16cid w16 w16cex w16sdtdh w16sdtfl w16du wp14">
+  <w:abstractNum w:abstractNumId="0" w15:restartNumberingAfterBreak="0">
+    <w:nsid w:val="0CEE34B2"/>
+    <w:multiLevelType w:val="hybridMultilevel"/>
+    <w:tmpl w:val="C33C519A"/>
+    <w:lvl w:ilvl="0" w:tplc="C332DA8C">
+      <w:numFmt w:val="bullet"/>
+      <w:lvlText w:val="-"/>
+      <w:lvlJc w:val="left"/>
+      <w:pPr>
+        <w:ind w:left="720" w:hanging="360"/>
+      </w:pPr>
+      <w:rPr>
+        <w:rFonts w:ascii="Aptos" w:eastAsiaTheme="minorHAnsi" w:hAnsi="Aptos" w:cstheme="minorBidi" w:hint="default"/>
+      </w:rPr>
+    </w:lvl>
+    <w:lvl w:ilvl="1" w:tplc="04130003" w:tentative="1">
+      <w:start w:val="1"/>
+      <w:numFmt w:val="bullet"/>
+      <w:lvlText w:val="o"/>
+      <w:lvlJc w:val="left"/>
+      <w:pPr>
+        <w:ind w:left="1440" w:hanging="360"/>
+      </w:pPr>
+      <w:rPr>
+        <w:rFonts w:ascii="Courier New" w:hAnsi="Courier New" w:cs="Courier New" w:hint="default"/>
+      </w:rPr>
+    </w:lvl>
+    <w:lvl w:ilvl="2" w:tplc="04130005" w:tentative="1">
+      <w:start w:val="1"/>
+      <w:numFmt w:val="bullet"/>
+      <w:lvlText w:val=""/>
+      <w:lvlJc w:val="left"/>
+      <w:pPr>
+        <w:ind w:left="2160" w:hanging="360"/>
+      </w:pPr>
+      <w:rPr>
+        <w:rFonts w:ascii="Wingdings" w:hAnsi="Wingdings" w:hint="default"/>
+      </w:rPr>
+    </w:lvl>
+    <w:lvl w:ilvl="3" w:tplc="04130001" w:tentative="1">
+      <w:start w:val="1"/>
+      <w:numFmt w:val="bullet"/>
+      <w:lvlText w:val=""/>
+      <w:lvlJc w:val="left"/>
+      <w:pPr>
+        <w:ind w:left="2880" w:hanging="360"/>
+      </w:pPr>
+      <w:rPr>
+        <w:rFonts w:ascii="Symbol" w:hAnsi="Symbol" w:hint="default"/>
+      </w:rPr>
+    </w:lvl>
+    <w:lvl w:ilvl="4" w:tplc="04130003" w:tentative="1">
+      <w:start w:val="1"/>
+      <w:numFmt w:val="bullet"/>
+      <w:lvlText w:val="o"/>
+      <w:lvlJc w:val="left"/>
+      <w:pPr>
+        <w:ind w:left="3600" w:hanging="360"/>
+      </w:pPr>
+      <w:rPr>
+        <w:rFonts w:ascii="Courier New" w:hAnsi="Courier New" w:cs="Courier New" w:hint="default"/>
+      </w:rPr>
+    </w:lvl>
+    <w:lvl w:ilvl="5" w:tplc="04130005" w:tentative="1">
+      <w:start w:val="1"/>
+      <w:numFmt w:val="bullet"/>
+      <w:lvlText w:val=""/>
+      <w:lvlJc w:val="left"/>
+      <w:pPr>
+        <w:ind w:left="4320" w:hanging="360"/>
+      </w:pPr>
+      <w:rPr>
+        <w:rFonts w:ascii="Wingdings" w:hAnsi="Wingdings" w:hint="default"/>
+      </w:rPr>
+    </w:lvl>
+    <w:lvl w:ilvl="6" w:tplc="04130001" w:tentative="1">
+      <w:start w:val="1"/>
+      <w:numFmt w:val="bullet"/>
+      <w:lvlText w:val=""/>
+      <w:lvlJc w:val="left"/>
+      <w:pPr>
+        <w:ind w:left="5040" w:hanging="360"/>
+      </w:pPr>
+      <w:rPr>
+        <w:rFonts w:ascii="Symbol" w:hAnsi="Symbol" w:hint="default"/>
+      </w:rPr>
+    </w:lvl>
+    <w:lvl w:ilvl="7" w:tplc="04130003" w:tentative="1">
+      <w:start w:val="1"/>
+      <w:numFmt w:val="bullet"/>
+      <w:lvlText w:val="o"/>
+      <w:lvlJc w:val="left"/>
+      <w:pPr>
+        <w:ind w:left="5760" w:hanging="360"/>
+      </w:pPr>
+      <w:rPr>
+        <w:rFonts w:ascii="Courier New" w:hAnsi="Courier New" w:cs="Courier New" w:hint="default"/>
+      </w:rPr>
+    </w:lvl>
+    <w:lvl w:ilvl="8" w:tplc="04130005" w:tentative="1">
+      <w:start w:val="1"/>
+      <w:numFmt w:val="bullet"/>
+      <w:lvlText w:val=""/>
+      <w:lvlJc w:val="left"/>
+      <w:pPr>
+        <w:ind w:left="6480" w:hanging="360"/>
+      </w:pPr>
+      <w:rPr>
+        <w:rFonts w:ascii="Wingdings" w:hAnsi="Wingdings" w:hint="default"/>
+      </w:rPr>
+    </w:lvl>
+  </w:abstractNum>
+  <w:num w:numId="1" w16cid:durableId="772020274">
+    <w:abstractNumId w:val="0"/>
+  </w:num>
+</w:numbering>
 </file>
 
 <file path=word/styles.xml><?xml version="1.0" encoding="utf-8"?>

--- a/Documentatie_Herkansing.docx
+++ b/Documentatie_Herkansing.docx
@@ -47,6 +47,9 @@
     </w:p>
     <w:p>
       <w:r>
+        <w:rPr>
+          <w:noProof/>
+        </w:rPr>
         <w:drawing>
           <wp:inline distT="0" distB="0" distL="0" distR="0" wp14:anchorId="1DBBFCF8" wp14:editId="6A59CFC8">
             <wp:extent cx="5760720" cy="2672715"/>
@@ -162,12 +165,14 @@
         <w:rPr>
           <w:b/>
           <w:bCs/>
+          <w:lang w:val="en-US"/>
         </w:rPr>
       </w:pPr>
       <w:r>
         <w:rPr>
           <w:b/>
           <w:bCs/>
+          <w:lang w:val="en-US"/>
         </w:rPr>
         <w:t>Bronnen</w:t>
       </w:r>
@@ -315,6 +320,28 @@
           <w:lang w:val="en-US"/>
         </w:rPr>
         <w:t xml:space="preserve">   </w:t>
+      </w:r>
+      <w:r>
+        <w:rPr>
+          <w:lang w:val="en-US"/>
+        </w:rPr>
+        <w:br/>
+        <w:t xml:space="preserve">- Bomb: </w:t>
+      </w:r>
+      <w:hyperlink r:id="rId11" w:history="1">
+        <w:r>
+          <w:rPr>
+            <w:rStyle w:val="Hyperlink"/>
+            <w:lang w:val="en-US"/>
+          </w:rPr>
+          <w:t>https://thenounproject.com/browse/icons/term/bomb-pixel/</w:t>
+        </w:r>
+      </w:hyperlink>
+      <w:r>
+        <w:rPr>
+          <w:lang w:val="en-US"/>
+        </w:rPr>
+        <w:t xml:space="preserve"> </w:t>
       </w:r>
     </w:p>
     <w:sectPr>
@@ -1050,6 +1077,7 @@
   <w:style w:type="character" w:default="1" w:styleId="DefaultParagraphFont">
     <w:name w:val="Default Paragraph Font"/>
     <w:uiPriority w:val="1"/>
+    <w:semiHidden/>
     <w:unhideWhenUsed/>
   </w:style>
   <w:style w:type="table" w:default="1" w:styleId="TableNormal">

--- a/Documentatie_Herkansing.docx
+++ b/Documentatie_Herkansing.docx
@@ -342,6 +342,18 @@
           <w:lang w:val="en-US"/>
         </w:rPr>
         <w:t xml:space="preserve"> </w:t>
+      </w:r>
+      <w:r>
+        <w:rPr>
+          <w:lang w:val="en-US"/>
+        </w:rPr>
+        <w:br/>
+      </w:r>
+      <w:r>
+        <w:rPr>
+          <w:lang w:val="en-US"/>
+        </w:rPr>
+        <w:t>- Heart: Zelf in aseprite snel gedaan.</w:t>
       </w:r>
     </w:p>
     <w:sectPr>

--- a/Documentatie_Herkansing.docx
+++ b/Documentatie_Herkansing.docx
@@ -137,7 +137,19 @@
         </w:numPr>
       </w:pPr>
       <w:r>
-        <w:t>(zet ze hier onder lijstje heen met naam dik gedrukt (check eerste documentatie))</w:t>
+        <w:t>De new input system: Het</w:t>
+      </w:r>
+      <w:r>
+        <w:t xml:space="preserve"> zorgt dat het de WASD, Arrow knoppen en dat het via controller werkt. Dit keer ook dat de UI w</w:t>
+      </w:r>
+      <w:r>
+        <w:t xml:space="preserve">erkt en er wordt links </w:t>
+      </w:r>
+      <w:r>
+        <w:t xml:space="preserve">boven </w:t>
+      </w:r>
+      <w:r>
+        <w:t xml:space="preserve">gecommuniceerd welke je nu gebruikt. </w:t>
       </w:r>
     </w:p>
     <w:p>
@@ -160,19 +172,18 @@
         <w:t>(Doe de feedback van leraar gebruiken om hier op te antwoorden omdat dit herkansing is)</w:t>
       </w:r>
     </w:p>
+    <w:p/>
     <w:p>
       <w:pPr>
         <w:rPr>
           <w:b/>
           <w:bCs/>
-          <w:lang w:val="en-US"/>
         </w:rPr>
       </w:pPr>
       <w:r>
         <w:rPr>
           <w:b/>
           <w:bCs/>
-          <w:lang w:val="en-US"/>
         </w:rPr>
         <w:t>Bronnen</w:t>
       </w:r>
@@ -304,6 +315,12 @@
           <w:lang w:val="en-US"/>
         </w:rPr>
         <w:br/>
+      </w:r>
+      <w:r>
+        <w:rPr>
+          <w:lang w:val="en-US"/>
+        </w:rPr>
+        <w:lastRenderedPageBreak/>
         <w:t xml:space="preserve">- Game &amp; watch: </w:t>
       </w:r>
       <w:hyperlink r:id="rId10" w:history="1">
@@ -348,12 +365,121 @@
           <w:lang w:val="en-US"/>
         </w:rPr>
         <w:br/>
-      </w:r>
-      <w:r>
-        <w:rPr>
-          <w:lang w:val="en-US"/>
-        </w:rPr>
-        <w:t>- Heart: Zelf in aseprite snel gedaan.</w:t>
+        <w:t xml:space="preserve">- Heart: </w:t>
+      </w:r>
+      <w:proofErr w:type="spellStart"/>
+      <w:r>
+        <w:rPr>
+          <w:lang w:val="en-US"/>
+        </w:rPr>
+        <w:t>Zelf</w:t>
+      </w:r>
+      <w:proofErr w:type="spellEnd"/>
+      <w:r>
+        <w:rPr>
+          <w:lang w:val="en-US"/>
+        </w:rPr>
+        <w:t xml:space="preserve"> in </w:t>
+      </w:r>
+      <w:proofErr w:type="spellStart"/>
+      <w:r>
+        <w:rPr>
+          <w:lang w:val="en-US"/>
+        </w:rPr>
+        <w:t>aseprite</w:t>
+      </w:r>
+      <w:proofErr w:type="spellEnd"/>
+      <w:r>
+        <w:rPr>
+          <w:lang w:val="en-US"/>
+        </w:rPr>
+        <w:t xml:space="preserve"> </w:t>
+      </w:r>
+      <w:proofErr w:type="spellStart"/>
+      <w:r>
+        <w:rPr>
+          <w:lang w:val="en-US"/>
+        </w:rPr>
+        <w:t>snel</w:t>
+      </w:r>
+      <w:proofErr w:type="spellEnd"/>
+      <w:r>
+        <w:rPr>
+          <w:lang w:val="en-US"/>
+        </w:rPr>
+        <w:t xml:space="preserve"> </w:t>
+      </w:r>
+      <w:proofErr w:type="spellStart"/>
+      <w:r>
+        <w:rPr>
+          <w:lang w:val="en-US"/>
+        </w:rPr>
+        <w:t>gedaan</w:t>
+      </w:r>
+      <w:proofErr w:type="spellEnd"/>
+      <w:r>
+        <w:rPr>
+          <w:lang w:val="en-US"/>
+        </w:rPr>
+        <w:t>.</w:t>
+      </w:r>
+      <w:r>
+        <w:rPr>
+          <w:lang w:val="en-US"/>
+        </w:rPr>
+        <w:br/>
+        <w:t xml:space="preserve">- </w:t>
+      </w:r>
+      <w:proofErr w:type="spellStart"/>
+      <w:r>
+        <w:rPr>
+          <w:lang w:val="en-US"/>
+        </w:rPr>
+        <w:t>Contoller</w:t>
+      </w:r>
+      <w:proofErr w:type="spellEnd"/>
+      <w:r>
+        <w:rPr>
+          <w:lang w:val="en-US"/>
+        </w:rPr>
+        <w:t xml:space="preserve"> icon: </w:t>
+      </w:r>
+      <w:hyperlink r:id="rId12" w:history="1">
+        <w:r>
+          <w:rPr>
+            <w:rStyle w:val="Hyperlink"/>
+            <w:lang w:val="en-US"/>
+          </w:rPr>
+          <w:t>https://www.flaticon.com/free-icon/game-controller_141416</w:t>
+        </w:r>
+      </w:hyperlink>
+      <w:r>
+        <w:rPr>
+          <w:lang w:val="en-US"/>
+        </w:rPr>
+        <w:t xml:space="preserve"> </w:t>
+      </w:r>
+      <w:r>
+        <w:rPr>
+          <w:lang w:val="en-US"/>
+        </w:rPr>
+        <w:br/>
+        <w:t xml:space="preserve">- Keyboard Icon: </w:t>
+      </w:r>
+      <w:hyperlink r:id="rId13" w:history="1">
+        <w:r>
+          <w:rPr>
+            <w:rStyle w:val="Hyperlink"/>
+            <w:lang w:val="en-US"/>
+          </w:rPr>
+          <w:t>https://www.flaticon.com/free-icon/keyboard-and-mouse_5033414?term=keyboard&amp;page=1&amp;position=26&amp;origin=search&amp;related_id=5033414</w:t>
+        </w:r>
+      </w:hyperlink>
+      <w:r>
+        <w:rPr>
+          <w:lang w:val="en-US"/>
+        </w:rPr>
+        <w:t xml:space="preserve"> </w:t>
       </w:r>
     </w:p>
     <w:sectPr>
@@ -1089,7 +1215,6 @@
   <w:style w:type="character" w:default="1" w:styleId="DefaultParagraphFont">
     <w:name w:val="Default Paragraph Font"/>
     <w:uiPriority w:val="1"/>
-    <w:semiHidden/>
     <w:unhideWhenUsed/>
   </w:style>
   <w:style w:type="table" w:default="1" w:styleId="TableNormal">
